--- a/04_支援会社提出パッケージ/01_規程Word/組織規程_ドラフト.docx
+++ b/04_支援会社提出パッケージ/01_規程Word/組織規程_ドラフト.docx
@@ -743,6 +743,62 @@
     </w:p>
     <w:p>
       <w:pPr>
+        <w:pStyle w:val="Heading2"/>
+      </w:pPr>
+      <w:r>
+        <w:rPr>
+          <w:rFonts w:ascii="Arial Unicode MS" w:hAnsi="Arial Unicode MS" w:eastAsia="Arial Unicode MS" w:cs="Arial Unicode MS"/>
+          <w:b w:val="0"/>
+          <w:i w:val="0"/>
+        </w:rPr>
+        <w:t>第10条の2（業務委託者の位置付け）</w:t>
+      </w:r>
+    </w:p>
+    <w:p>
+      <w:pPr>
+        <w:spacing w:before="0" w:after="120" w:line="264" w:lineRule="auto"/>
+      </w:pPr>
+      <w:r>
+        <w:rPr>
+          <w:rFonts w:ascii="Arial Unicode MS" w:hAnsi="Arial Unicode MS" w:eastAsia="Arial Unicode MS" w:cs="Arial Unicode MS"/>
+          <w:b w:val="0"/>
+          <w:i w:val="0"/>
+        </w:rPr>
+        <w:t>会社は、業務上必要がある場合、業務委託者に対し、実務担当、実務支援その他必要な業務を委託することができる。</w:t>
+      </w:r>
+    </w:p>
+    <w:p>
+      <w:pPr>
+        <w:pStyle w:val="ListNumber"/>
+        <w:spacing w:before="0" w:after="160" w:line="280" w:lineRule="auto"/>
+        <w:ind w:left="720" w:hanging="360"/>
+      </w:pPr>
+      <w:r>
+        <w:rPr>
+          <w:rFonts w:ascii="Arial Unicode MS" w:hAnsi="Arial Unicode MS" w:eastAsia="Arial Unicode MS" w:cs="Arial Unicode MS"/>
+          <w:b w:val="0"/>
+          <w:i w:val="0"/>
+        </w:rPr>
+        <w:t>業務委託者は、個別契約、業務委託契約、発注条件その他会社との契約に基づき業務を遂行する。</w:t>
+      </w:r>
+    </w:p>
+    <w:p>
+      <w:pPr>
+        <w:pStyle w:val="ListNumber"/>
+        <w:spacing w:before="0" w:after="160" w:line="280" w:lineRule="auto"/>
+        <w:ind w:left="720" w:hanging="360"/>
+      </w:pPr>
+      <w:r>
+        <w:rPr>
+          <w:rFonts w:ascii="Arial Unicode MS" w:hAnsi="Arial Unicode MS" w:eastAsia="Arial Unicode MS" w:cs="Arial Unicode MS"/>
+          <w:b w:val="0"/>
+          <w:i w:val="0"/>
+        </w:rPr>
+        <w:t>業務委託者が担当又は支援する業務であっても、会社の業務執行、承認、決裁及び内部管理上の最終責任は、会社の役員、従業員又は会社が定める社内責任者が負う。</w:t>
+      </w:r>
+    </w:p>
+    <w:p>
+      <w:pPr>
         <w:pStyle w:val="Heading1"/>
       </w:pPr>
       <w:r>
@@ -908,7 +964,7 @@
           <w:b w:val="0"/>
           <w:i w:val="0"/>
         </w:rPr>
-        <w:t>営業部の責任者は、安東とする。</w:t>
+        <w:t>営業部の責任者は、土屋とする。</w:t>
       </w:r>
     </w:p>
     <w:p>
@@ -990,7 +1046,52 @@
           <w:b w:val="0"/>
           <w:i w:val="0"/>
         </w:rPr>
-        <w:t>開発部の責任者は、菅とする。</w:t>
+        <w:t>開発部の実務担当は、菅（業務委託）とする。</w:t>
+      </w:r>
+    </w:p>
+    <w:p>
+      <w:pPr>
+        <w:pStyle w:val="ListNumber"/>
+        <w:spacing w:before="0" w:after="160" w:line="280" w:lineRule="auto"/>
+        <w:ind w:left="720" w:hanging="360"/>
+      </w:pPr>
+      <w:r>
+        <w:rPr>
+          <w:rFonts w:ascii="Arial Unicode MS" w:hAnsi="Arial Unicode MS" w:eastAsia="Arial Unicode MS" w:cs="Arial Unicode MS"/>
+          <w:b w:val="0"/>
+          <w:i w:val="0"/>
+        </w:rPr>
+        <w:t>開発部の社内管掌責任者は、代表取締役社長又は取締役会が別途定める者とする。</w:t>
+      </w:r>
+    </w:p>
+    <w:p>
+      <w:pPr>
+        <w:pStyle w:val="ListNumber"/>
+        <w:spacing w:before="0" w:after="160" w:line="280" w:lineRule="auto"/>
+        <w:ind w:left="720" w:hanging="360"/>
+      </w:pPr>
+      <w:r>
+        <w:rPr>
+          <w:rFonts w:ascii="Arial Unicode MS" w:hAnsi="Arial Unicode MS" w:eastAsia="Arial Unicode MS" w:cs="Arial Unicode MS"/>
+          <w:b w:val="0"/>
+          <w:i w:val="0"/>
+        </w:rPr>
+        <w:t>開発部に、SaaS事業部を置く。</w:t>
+      </w:r>
+    </w:p>
+    <w:p>
+      <w:pPr>
+        <w:pStyle w:val="ListNumber"/>
+        <w:spacing w:before="0" w:after="160" w:line="280" w:lineRule="auto"/>
+        <w:ind w:left="720" w:hanging="360"/>
+      </w:pPr>
+      <w:r>
+        <w:rPr>
+          <w:rFonts w:ascii="Arial Unicode MS" w:hAnsi="Arial Unicode MS" w:eastAsia="Arial Unicode MS" w:cs="Arial Unicode MS"/>
+          <w:b w:val="0"/>
+          <w:i w:val="0"/>
+        </w:rPr>
+        <w:t>SaaS事業部は、SaaSサービスの企画、開発、運用、保守、改善、障害対応及び利用者管理に関する業務を所管する。</w:t>
       </w:r>
     </w:p>
     <w:p>
@@ -1076,37 +1177,7 @@
           <w:b w:val="0"/>
           <w:i w:val="0"/>
         </w:rPr>
-        <w:t>ロムちゃん（ローカルLLM）</w:t>
-      </w:r>
-    </w:p>
-    <w:p>
-      <w:pPr>
-        <w:pStyle w:val="ListNumber"/>
-        <w:spacing w:before="0" w:after="160" w:line="280" w:lineRule="auto"/>
-        <w:ind w:left="720" w:hanging="360"/>
-      </w:pPr>
-      <w:r>
-        <w:rPr>
-          <w:rFonts w:ascii="Arial Unicode MS" w:hAnsi="Arial Unicode MS" w:eastAsia="Arial Unicode MS" w:cs="Arial Unicode MS"/>
-          <w:b w:val="0"/>
-          <w:i w:val="0"/>
-        </w:rPr>
-        <w:t>すぐつくAI</w:t>
-      </w:r>
-    </w:p>
-    <w:p>
-      <w:pPr>
-        <w:pStyle w:val="ListNumber"/>
-        <w:spacing w:before="0" w:after="160" w:line="280" w:lineRule="auto"/>
-        <w:ind w:left="720" w:hanging="360"/>
-      </w:pPr>
-      <w:r>
-        <w:rPr>
-          <w:rFonts w:ascii="Arial Unicode MS" w:hAnsi="Arial Unicode MS" w:eastAsia="Arial Unicode MS" w:cs="Arial Unicode MS"/>
-          <w:b w:val="0"/>
-          <w:i w:val="0"/>
-        </w:rPr>
-        <w:t>Context Chat</w:t>
+        <w:t>キャリアコーチング事業</w:t>
       </w:r>
     </w:p>
     <w:p>
@@ -1244,7 +1315,7 @@
           <w:b w:val="0"/>
           <w:i w:val="0"/>
         </w:rPr>
-        <w:t>総務・人事・法務を塚原が兼務する範囲</w:t>
+        <w:t>塚原が業務委託として総務、人事及び契約確認を支援する範囲</w:t>
       </w:r>
     </w:p>
     <w:p>
@@ -1289,6 +1360,21 @@
           <w:b w:val="0"/>
           <w:i w:val="0"/>
         </w:rPr>
+        <w:t>開発部の社内管掌責任者</w:t>
+      </w:r>
+    </w:p>
+    <w:p>
+      <w:pPr>
+        <w:pStyle w:val="ListBullet"/>
+        <w:spacing w:before="0" w:after="160" w:line="280" w:lineRule="auto"/>
+        <w:ind w:left="720" w:hanging="360"/>
+      </w:pPr>
+      <w:r>
+        <w:rPr>
+          <w:rFonts w:ascii="Arial Unicode MS" w:hAnsi="Arial Unicode MS" w:eastAsia="Arial Unicode MS" w:cs="Arial Unicode MS"/>
+          <w:b w:val="0"/>
+          <w:i w:val="0"/>
+        </w:rPr>
         <w:t>監査役、内部監査担当者の配置予定</w:t>
       </w:r>
     </w:p>
@@ -1397,6 +1483,66 @@
     </w:p>
     <w:p>
       <w:pPr>
+        <w:pStyle w:val="ListBullet"/>
+        <w:spacing w:before="0" w:after="160" w:line="280" w:lineRule="auto"/>
+        <w:ind w:left="720" w:hanging="360"/>
+      </w:pPr>
+      <w:r>
+        <w:rPr>
+          <w:rFonts w:ascii="Arial Unicode MS" w:hAnsi="Arial Unicode MS" w:eastAsia="Arial Unicode MS" w:cs="Arial Unicode MS"/>
+          <w:b w:val="0"/>
+          <w:i w:val="0"/>
+        </w:rPr>
+        <w:t>塚原及び菅は業務委託として整理する。</w:t>
+      </w:r>
+    </w:p>
+    <w:p>
+      <w:pPr>
+        <w:pStyle w:val="ListBullet"/>
+        <w:spacing w:before="0" w:after="160" w:line="280" w:lineRule="auto"/>
+        <w:ind w:left="720" w:hanging="360"/>
+      </w:pPr>
+      <w:r>
+        <w:rPr>
+          <w:rFonts w:ascii="Arial Unicode MS" w:hAnsi="Arial Unicode MS" w:eastAsia="Arial Unicode MS" w:cs="Arial Unicode MS"/>
+          <w:b w:val="0"/>
+          <w:i w:val="0"/>
+        </w:rPr>
+        <w:t>安東は退職済みのため、現行組織の責任者又は担当者から除外する。</w:t>
+      </w:r>
+    </w:p>
+    <w:p>
+      <w:pPr>
+        <w:pStyle w:val="ListBullet"/>
+        <w:spacing w:before="0" w:after="160" w:line="280" w:lineRule="auto"/>
+        <w:ind w:left="720" w:hanging="360"/>
+      </w:pPr>
+      <w:r>
+        <w:rPr>
+          <w:rFonts w:ascii="Arial Unicode MS" w:hAnsi="Arial Unicode MS" w:eastAsia="Arial Unicode MS" w:cs="Arial Unicode MS"/>
+          <w:b w:val="0"/>
+          <w:i w:val="0"/>
+        </w:rPr>
+        <w:t>旧3サービスは現行組織から除外する。</w:t>
+      </w:r>
+    </w:p>
+    <w:p>
+      <w:pPr>
+        <w:pStyle w:val="ListBullet"/>
+        <w:spacing w:before="0" w:after="160" w:line="280" w:lineRule="auto"/>
+        <w:ind w:left="720" w:hanging="360"/>
+      </w:pPr>
+      <w:r>
+        <w:rPr>
+          <w:rFonts w:ascii="Arial Unicode MS" w:hAnsi="Arial Unicode MS" w:eastAsia="Arial Unicode MS" w:cs="Arial Unicode MS"/>
+          <w:b w:val="0"/>
+          <w:i w:val="0"/>
+        </w:rPr>
+        <w:t>キャリアコーチング事業を新規事業部配下に置き、SaaS事業部を開発部配下に置く。</w:t>
+      </w:r>
+    </w:p>
+    <w:p>
+      <w:pPr>
         <w:pStyle w:val="Heading1"/>
       </w:pPr>
       <w:r>
@@ -1465,7 +1611,7 @@
           <w:b w:val="0"/>
           <w:i w:val="0"/>
         </w:rPr>
-        <w:t>総務（塚原）</w:t>
+        <w:t>総務（塚原・業務委託）</w:t>
       </w:r>
     </w:p>
     <w:p>
@@ -1480,7 +1626,7 @@
           <w:b w:val="0"/>
           <w:i w:val="0"/>
         </w:rPr>
-        <w:t>人事（塚原）</w:t>
+        <w:t>人事（塚原・業務委託）</w:t>
       </w:r>
     </w:p>
     <w:p>
@@ -1525,7 +1671,7 @@
           <w:b w:val="0"/>
           <w:i w:val="0"/>
         </w:rPr>
-        <w:t>営業部（安東）</w:t>
+        <w:t>営業部（土屋）</w:t>
       </w:r>
     </w:p>
     <w:p>
@@ -1555,7 +1701,22 @@
           <w:b w:val="0"/>
           <w:i w:val="0"/>
         </w:rPr>
-        <w:t>開発部（菅）</w:t>
+        <w:t>開発部（菅・業務委託）</w:t>
+      </w:r>
+    </w:p>
+    <w:p>
+      <w:pPr>
+        <w:pStyle w:val="ListBullet"/>
+        <w:spacing w:before="0" w:after="160" w:line="280" w:lineRule="auto"/>
+        <w:ind w:left="720" w:hanging="360"/>
+      </w:pPr>
+      <w:r>
+        <w:rPr>
+          <w:rFonts w:ascii="Arial Unicode MS" w:hAnsi="Arial Unicode MS" w:eastAsia="Arial Unicode MS" w:cs="Arial Unicode MS"/>
+          <w:b w:val="0"/>
+          <w:i w:val="0"/>
+        </w:rPr>
+        <w:t>SaaS事業部</w:t>
       </w:r>
     </w:p>
     <w:p>
@@ -1600,37 +1761,7 @@
           <w:b w:val="0"/>
           <w:i w:val="0"/>
         </w:rPr>
-        <w:t>ロムちゃん（ローカルLLM）</w:t>
-      </w:r>
-    </w:p>
-    <w:p>
-      <w:pPr>
-        <w:pStyle w:val="ListBullet"/>
-        <w:spacing w:before="0" w:after="160" w:line="280" w:lineRule="auto"/>
-        <w:ind w:left="720" w:hanging="360"/>
-      </w:pPr>
-      <w:r>
-        <w:rPr>
-          <w:rFonts w:ascii="Arial Unicode MS" w:hAnsi="Arial Unicode MS" w:eastAsia="Arial Unicode MS" w:cs="Arial Unicode MS"/>
-          <w:b w:val="0"/>
-          <w:i w:val="0"/>
-        </w:rPr>
-        <w:t>すぐつくAI</w:t>
-      </w:r>
-    </w:p>
-    <w:p>
-      <w:pPr>
-        <w:pStyle w:val="ListBullet"/>
-        <w:spacing w:before="0" w:after="160" w:line="280" w:lineRule="auto"/>
-        <w:ind w:left="720" w:hanging="360"/>
-      </w:pPr>
-      <w:r>
-        <w:rPr>
-          <w:rFonts w:ascii="Arial Unicode MS" w:hAnsi="Arial Unicode MS" w:eastAsia="Arial Unicode MS" w:cs="Arial Unicode MS"/>
-          <w:b w:val="0"/>
-          <w:i w:val="0"/>
-        </w:rPr>
-        <w:t>Context Chat</w:t>
+        <w:t>キャリアコーチング事業</w:t>
       </w:r>
     </w:p>
     <w:sectPr>
